--- a/файлы/kartochka-proekta-forma.docx
+++ b/файлы/kartochka-proekta-forma.docx
@@ -269,6 +269,7 @@
           </mc:Fallback>
         </mc:AlternateContent>
       </w:r>
+      <w:r/>
     </w:p>
     <w:tbl>
       <w:tblPr>
@@ -325,7 +326,31 @@
                 <w:highlight w:val="none"/>
                 <w:szCs w:val="16"/>
               </w:rPr>
+            </w:r>
+            <w:r>
+              <w:rPr>
+                <w:b/>
+                <w:sz w:val="16"/>
+                <w:highlight w:val="none"/>
+                <w:szCs w:val="16"/>
+              </w:rPr>
               <w:t xml:space="preserve">Название проекта бережливого управления (далее – проект):</w:t>
+            </w:r>
+            <w:r>
+              <w:rPr>
+                <w:b/>
+                <w:sz w:val="16"/>
+                <w:highlight w:val="none"/>
+                <w:szCs w:val="16"/>
+              </w:rPr>
+            </w:r>
+            <w:r>
+              <w:rPr>
+                <w:b/>
+                <w:sz w:val="16"/>
+                <w:highlight w:val="none"/>
+                <w:szCs w:val="16"/>
+              </w:rPr>
             </w:r>
             <w:r>
               <w:rPr>
@@ -342,6 +367,13 @@
               <w:ind w:left="144"/>
               <w:spacing w:after="0"/>
             </w:pPr>
+            <w:r>
+              <w:rPr>
+                <w:b/>
+                <w:sz w:val="24"/>
+                <w:highlight w:val="none"/>
+              </w:rPr>
+            </w:r>
             <w:r>
               <w:rPr>
                 <w:b/>
@@ -395,6 +427,13 @@
                 <w:highlight w:val="none"/>
               </w:rPr>
             </w:r>
+            <w:r>
+              <w:rPr>
+                <w:b/>
+                <w:sz w:val="24"/>
+                <w:highlight w:val="none"/>
+              </w:rPr>
+            </w:r>
           </w:p>
           <w:p>
             <w:pPr>
@@ -407,6 +446,13 @@
                 <w:highlight w:val="none"/>
               </w:rPr>
             </w:pPr>
+            <w:r>
+              <w:rPr>
+                <w:b/>
+                <w:sz w:val="24"/>
+                <w:highlight w:val="none"/>
+              </w:rPr>
+            </w:r>
             <w:r>
               <w:rPr>
                 <w:b/>
@@ -673,7 +719,7 @@
                 <w:sz w:val="14"/>
                 <w:szCs w:val="14"/>
               </w:rPr>
-              <w:t xml:space="preserve"> «Лидеры перемен», 5 человек: Уваров Г.Г. — капитан; Вихрова А.В. — директор МБУ «Информационный центр Благовещенского муниципального округа»; Воронцова Д.С. — начальник отдела по благоустройству управления ЖКХ; Комчадалова А.А. — начальник отдела муниципального контроля; Степаненко А.О. — советник главы округа.</w:t>
+              <w:t xml:space="preserve"> «Лидеры перемен», 5 человек: Уваров Г.Г. — капитан; Вихрова А.В. — директор МБУ «Информационный центр Благовещенского муниципального округа»; Воронцова Д.С. — начальник отдела по благоустройству управления ЖКХ; Камчадалова А.А. — начальник отдела муниципального контроля; Степаненко А.О. — советник главы округа.</w:t>
             </w:r>
           </w:p>
         </w:tc>
@@ -937,6 +983,12 @@
                 <w:sz w:val="14"/>
                 <w:szCs w:val="14"/>
               </w:rPr>
+            </w:r>
+            <w:r>
+              <w:rPr>
+                <w:sz w:val="14"/>
+                <w:szCs w:val="14"/>
+              </w:rPr>
               <w:t xml:space="preserve"> потеря и «зависание» сообщений граждан вследствие отсутствия сквозного учёта и контроля сроков: нарушение сроков устранения проблем благоустройства и жизнеобеспечения, рост числа повторных и вышестоящих обращений, снижение доверия жителей к органам местного самоуправления.</w:t>
             </w:r>
           </w:p>
@@ -969,7 +1021,14 @@
                 <w:b/>
                 <w:sz w:val="24"/>
               </w:rPr>
-              <w:t xml:space="preserve">3. Цели и плановый эффект</w:t>
+              <w:t xml:space="preserve">3. Цели и </w:t>
+            </w:r>
+            <w:r>
+              <w:rPr>
+                <w:b/>
+                <w:sz w:val="24"/>
+              </w:rPr>
+              <w:t xml:space="preserve">плановый эффект</w:t>
             </w:r>
             <w:r/>
           </w:p>
@@ -1025,6 +1084,12 @@
               <w:ind w:left="-570" w:right="0"/>
               <w:spacing w:after="0" w:before="0" w:line="180" w:lineRule="auto"/>
             </w:pPr>
+            <w:r>
+              <w:rPr>
+                <w:sz w:val="14"/>
+                <w:szCs w:val="14"/>
+              </w:rPr>
+            </w:r>
             <w:r>
               <w:rPr>
                 <w:sz w:val="14"/>
@@ -1795,6 +1860,12 @@
                 <w:szCs w:val="14"/>
               </w:rPr>
             </w:r>
+            <w:r>
+              <w:rPr>
+                <w:sz w:val="14"/>
+                <w:szCs w:val="14"/>
+              </w:rPr>
+            </w:r>
           </w:p>
           <w:p>
             <w:pPr>
@@ -1937,6 +2008,14 @@
                       <w:highlight w:val="none"/>
                     </w:rPr>
                   </w:r>
+                  <w:r>
+                    <w:rPr>
+                      <w:color w:val="000000" w:themeColor="text1"/>
+                      <w:sz w:val="14"/>
+                      <w:szCs w:val="14"/>
+                      <w:highlight w:val="none"/>
+                    </w:rPr>
+                  </w:r>
                 </w:p>
               </w:tc>
               <w:tc>
@@ -1972,6 +2051,14 @@
                       <w:highlight w:val="none"/>
                     </w:rPr>
                     <w:t xml:space="preserve">Окончание</w:t>
+                  </w:r>
+                  <w:r>
+                    <w:rPr>
+                      <w:color w:val="000000" w:themeColor="text1"/>
+                      <w:sz w:val="14"/>
+                      <w:szCs w:val="14"/>
+                      <w:highlight w:val="none"/>
+                    </w:rPr>
                   </w:r>
                   <w:r>
                     <w:rPr>
@@ -3759,11 +3846,24 @@
                 <w:szCs w:val="14"/>
               </w:rPr>
             </w:r>
+            <w:r>
+              <w:rPr>
+                <w:sz w:val="14"/>
+                <w:szCs w:val="14"/>
+              </w:rPr>
+            </w:r>
+            <w:r>
+              <w:rPr>
+                <w:sz w:val="14"/>
+                <w:szCs w:val="14"/>
+              </w:rPr>
+            </w:r>
           </w:p>
         </w:tc>
       </w:tr>
     </w:tbl>
     <w:p>
+      <w:r/>
       <w:r/>
     </w:p>
     <w:tbl>
@@ -3989,6 +4089,17 @@
               </w:rPr>
               <w:t xml:space="preserve">Куратор проекта</w:t>
             </w:r>
+            <w:r>
+              <w:rPr>
+                <w:rFonts w:ascii="Calibri" w:hAnsi="Calibri" w:eastAsia="Calibri" w:cs="Calibri"/>
+                <w:b w:val="0"/>
+                <w:bCs w:val="0"/>
+                <w:color w:val="000000"/>
+                <w:sz w:val="16"/>
+                <w:szCs w:val="16"/>
+                <w:highlight w:val="none"/>
+              </w:rPr>
+            </w:r>
           </w:p>
         </w:tc>
         <w:tc>
@@ -4053,6 +4164,15 @@
               </w:pBdr>
               <w:spacing w:before="0" w:after="0" w:line="200" w:lineRule="auto"/>
             </w:pPr>
+            <w:r>
+              <w:rPr>
+                <w:rFonts w:ascii="Calibri" w:hAnsi="Calibri" w:eastAsia="Calibri" w:cs="Calibri"/>
+                <w:b/>
+                <w:color w:val="000000"/>
+                <w:sz w:val="16"/>
+                <w:szCs w:val="16"/>
+              </w:rPr>
+            </w:r>
             <w:r>
               <w:rPr>
                 <w:rFonts w:ascii="Calibri" w:hAnsi="Calibri" w:eastAsia="Calibri" w:cs="Calibri"/>
@@ -4130,6 +4250,15 @@
                 <w:szCs w:val="16"/>
               </w:rPr>
             </w:r>
+            <w:r>
+              <w:rPr>
+                <w:rFonts w:ascii="Times New Roman" w:hAnsi="Times New Roman" w:eastAsia="Times New Roman" w:cs="Times New Roman"/>
+                <w:color w:val="000000"/>
+                <w:sz w:val="16"/>
+                <w:u w:val="none"/>
+                <w:szCs w:val="16"/>
+              </w:rPr>
+            </w:r>
           </w:p>
         </w:tc>
         <w:tc>
@@ -4171,6 +4300,16 @@
               </w:pBdr>
               <w:spacing w:before="0" w:after="0" w:line="200" w:lineRule="auto"/>
             </w:pPr>
+            <w:r>
+              <w:rPr>
+                <w:rFonts w:ascii="Calibri" w:hAnsi="Calibri" w:eastAsia="Calibri" w:cs="Calibri"/>
+                <w:b/>
+                <w:color w:val="000000"/>
+                <w:sz w:val="16"/>
+                <w:u w:val="none"/>
+                <w:szCs w:val="16"/>
+              </w:rPr>
+            </w:r>
             <w:r>
               <w:rPr>
                 <w:rFonts w:ascii="Calibri" w:hAnsi="Calibri" w:eastAsia="Calibri" w:cs="Calibri"/>
@@ -4249,6 +4388,15 @@
                 <w:szCs w:val="16"/>
               </w:rPr>
             </w:r>
+            <w:r>
+              <w:rPr>
+                <w:rFonts w:ascii="Times New Roman" w:hAnsi="Times New Roman" w:eastAsia="Times New Roman" w:cs="Times New Roman"/>
+                <w:color w:val="000000"/>
+                <w:sz w:val="16"/>
+                <w:u w:val="none"/>
+                <w:szCs w:val="16"/>
+              </w:rPr>
+            </w:r>
           </w:p>
         </w:tc>
         <w:tc>
@@ -4291,6 +4439,17 @@
               </w:pBdr>
               <w:spacing w:before="0" w:after="0" w:line="200" w:lineRule="auto"/>
             </w:pPr>
+            <w:r>
+              <w:rPr>
+                <w:rFonts w:ascii="Calibri" w:hAnsi="Calibri" w:eastAsia="Calibri" w:cs="Calibri"/>
+                <w:b/>
+                <w:color w:val="000000"/>
+                <w:sz w:val="16"/>
+                <w:highlight w:val="none"/>
+                <w:u w:val="none"/>
+                <w:szCs w:val="16"/>
+              </w:rPr>
+            </w:r>
             <w:r>
               <w:rPr>
                 <w:rFonts w:ascii="Calibri" w:hAnsi="Calibri" w:eastAsia="Calibri" w:cs="Calibri"/>
@@ -4370,11 +4529,21 @@
                 <w:szCs w:val="16"/>
               </w:rPr>
             </w:r>
+            <w:r>
+              <w:rPr>
+                <w:rFonts w:ascii="Times New Roman" w:hAnsi="Times New Roman" w:eastAsia="Times New Roman" w:cs="Times New Roman"/>
+                <w:color w:val="000000"/>
+                <w:sz w:val="16"/>
+                <w:u w:val="none"/>
+                <w:szCs w:val="16"/>
+              </w:rPr>
+            </w:r>
           </w:p>
         </w:tc>
       </w:tr>
     </w:tbl>
     <w:p>
+      <w:r/>
       <w:r/>
     </w:p>
     <w:sectPr>

--- a/файлы/kartochka-proekta-forma.docx
+++ b/файлы/kartochka-proekta-forma.docx
@@ -719,7 +719,7 @@
                 <w:sz w:val="14"/>
                 <w:szCs w:val="14"/>
               </w:rPr>
-              <w:t xml:space="preserve"> «Лидеры перемен», 5 человек: Уваров Г.Г. — капитан; Вихрова А.В. — директор МБУ «Информационный центр Благовещенского муниципального округа»; Воронцова Д.С. — начальник отдела по благоустройству управления ЖКХ; Камчадалова А.А. — начальник отдела муниципального контроля; Степаненко А.О. — советник главы округа.</w:t>
+              <w:t xml:space="preserve"> «Лидеры перемен», 5 человек: Уваров Г.Г. — капитан; Вихрова А.В. — директор МБУ «Информационный центр Благовещенского муниципального округа»; Воронцова Д.С. — начальник отдела по благоустройству управления ЖКХ; Комчадалова А.А. — начальник отдела муниципального контроля; Степаненко А.О. — советник главы округа.</w:t>
             </w:r>
           </w:p>
         </w:tc>
